--- a/backend/templates/avaliacao-funcional-pediatrica.docx
+++ b/backend/templates/avaliacao-funcional-pediatrica.docx
@@ -4,7 +4,7 @@
   <w:body>
     <w:p>
       <w:pPr>
-        <w:pStyle w:val="Corpo"/>
+        <w:pStyle w:val="Corpo A"/>
         <w:spacing w:line="276" w:lineRule="auto"/>
         <w:ind w:left="1701" w:firstLine="0"/>
         <w:rPr>
@@ -66,7 +66,7 @@
     </w:p>
     <w:p>
       <w:pPr>
-        <w:pStyle w:val="Corpo"/>
+        <w:pStyle w:val="Corpo A"/>
         <w:spacing w:line="276" w:lineRule="auto"/>
         <w:ind w:left="1701" w:firstLine="0"/>
         <w:rPr>
@@ -114,7 +114,7 @@
     </w:p>
     <w:p>
       <w:pPr>
-        <w:pStyle w:val="Corpo"/>
+        <w:pStyle w:val="Corpo A"/>
         <w:spacing w:line="276" w:lineRule="auto"/>
         <w:ind w:left="1701" w:firstLine="0"/>
         <w:outlineLvl w:val="0"/>
@@ -163,7 +163,7 @@
     </w:p>
     <w:p>
       <w:pPr>
-        <w:pStyle w:val="Corpo"/>
+        <w:pStyle w:val="Corpo A"/>
         <w:spacing w:line="360" w:lineRule="auto"/>
         <w:ind w:left="1701" w:firstLine="0"/>
         <w:rPr>
@@ -212,7 +212,7 @@
     </w:p>
     <w:p>
       <w:pPr>
-        <w:pStyle w:val="Corpo"/>
+        <w:pStyle w:val="Corpo A"/>
         <w:spacing w:line="360" w:lineRule="auto"/>
         <w:jc w:val="both"/>
         <w:rPr>
@@ -224,7 +224,7 @@
     </w:p>
     <w:p>
       <w:pPr>
-        <w:pStyle w:val="Corpo"/>
+        <w:pStyle w:val="Corpo A"/>
         <w:spacing w:line="360" w:lineRule="auto"/>
         <w:jc w:val="both"/>
         <w:rPr>
@@ -284,7 +284,7 @@
     </w:p>
     <w:p>
       <w:pPr>
-        <w:pStyle w:val="Corpo"/>
+        <w:pStyle w:val="Corpo A"/>
         <w:spacing w:line="360" w:lineRule="auto"/>
         <w:jc w:val="both"/>
         <w:rPr>
@@ -326,7 +326,7 @@
     </w:p>
     <w:p>
       <w:pPr>
-        <w:pStyle w:val="Corpo"/>
+        <w:pStyle w:val="Corpo A"/>
         <w:spacing w:line="360" w:lineRule="auto"/>
         <w:jc w:val="both"/>
         <w:rPr>
@@ -367,7 +367,7 @@
     </w:p>
     <w:p>
       <w:pPr>
-        <w:pStyle w:val="Corpo"/>
+        <w:pStyle w:val="Corpo A"/>
         <w:spacing w:line="276" w:lineRule="auto"/>
         <w:jc w:val="both"/>
         <w:rPr>
@@ -467,7 +467,7 @@
     </w:p>
     <w:p>
       <w:pPr>
-        <w:pStyle w:val="Corpo"/>
+        <w:pStyle w:val="Corpo A"/>
         <w:spacing w:line="276" w:lineRule="auto"/>
         <w:jc w:val="both"/>
         <w:rPr>
@@ -489,7 +489,7 @@
     </w:p>
     <w:p>
       <w:pPr>
-        <w:pStyle w:val="Corpo"/>
+        <w:pStyle w:val="Corpo A"/>
         <w:spacing w:line="276" w:lineRule="auto"/>
         <w:jc w:val="both"/>
         <w:rPr>
@@ -521,7 +521,7 @@
     </w:p>
     <w:p>
       <w:pPr>
-        <w:pStyle w:val="Corpo"/>
+        <w:pStyle w:val="Corpo A"/>
         <w:spacing w:line="276" w:lineRule="auto"/>
         <w:jc w:val="both"/>
         <w:rPr>
@@ -583,7 +583,7 @@
     </w:p>
     <w:p>
       <w:pPr>
-        <w:pStyle w:val="Corpo"/>
+        <w:pStyle w:val="Corpo A"/>
         <w:spacing w:line="276" w:lineRule="auto"/>
         <w:jc w:val="both"/>
         <w:rPr>
@@ -605,7 +605,7 @@
     </w:p>
     <w:p>
       <w:pPr>
-        <w:pStyle w:val="Corpo"/>
+        <w:pStyle w:val="Corpo A"/>
         <w:spacing w:line="276" w:lineRule="auto"/>
         <w:jc w:val="both"/>
         <w:rPr>
@@ -627,7 +627,7 @@
     </w:p>
     <w:p>
       <w:pPr>
-        <w:pStyle w:val="Corpo"/>
+        <w:pStyle w:val="Corpo A"/>
         <w:spacing w:line="276" w:lineRule="auto"/>
         <w:jc w:val="both"/>
         <w:rPr>
@@ -669,7 +669,7 @@
     </w:p>
     <w:p>
       <w:pPr>
-        <w:pStyle w:val="Corpo"/>
+        <w:pStyle w:val="Corpo A"/>
         <w:spacing w:line="276" w:lineRule="auto"/>
         <w:jc w:val="both"/>
         <w:rPr>
@@ -691,7 +691,7 @@
     </w:p>
     <w:p>
       <w:pPr>
-        <w:pStyle w:val="Corpo"/>
+        <w:pStyle w:val="Corpo A"/>
         <w:spacing w:line="276" w:lineRule="auto"/>
         <w:rPr>
           <w:rFonts w:ascii="Calibri" w:cs="Calibri" w:hAnsi="Calibri" w:eastAsia="Calibri"/>
@@ -791,7 +791,7 @@
       <w:tblPr>
         <w:tblW w:w="10456" w:type="dxa"/>
         <w:jc w:val="left"/>
-        <w:tblInd w:w="108" w:type="dxa"/>
+        <w:tblInd w:w="216" w:type="dxa"/>
         <w:tblBorders>
           <w:top w:val="single" w:color="ffffff" w:sz="8" w:space="0" w:shadow="0" w:frame="0"/>
           <w:left w:val="single" w:color="ffffff" w:sz="8" w:space="0" w:shadow="0" w:frame="0"/>
@@ -813,7 +813,7 @@
           <w:shd w:val="clear" w:color="auto" w:fill="ced7e7"/>
         </w:tblPrEx>
         <w:trPr>
-          <w:trHeight w:val="746" w:hRule="atLeast"/>
+          <w:trHeight w:val="756" w:hRule="atLeast"/>
         </w:trPr>
         <w:tc>
           <w:tcPr>
@@ -835,7 +835,7 @@
           </w:tcPr>
           <w:p>
             <w:pPr>
-              <w:pStyle w:val="Corpo"/>
+              <w:pStyle w:val="Corpo A"/>
               <w:jc w:val="center"/>
             </w:pPr>
             <w:r>
@@ -893,7 +893,7 @@
           </w:tcPr>
           <w:p>
             <w:pPr>
-              <w:pStyle w:val="Corpo"/>
+              <w:pStyle w:val="Corpo A"/>
               <w:jc w:val="center"/>
             </w:pPr>
             <w:r>
@@ -929,7 +929,7 @@
           </w:tcPr>
           <w:p>
             <w:pPr>
-              <w:pStyle w:val="Corpo"/>
+              <w:pStyle w:val="Corpo A"/>
               <w:jc w:val="center"/>
             </w:pPr>
             <w:r>
@@ -995,7 +995,7 @@
           <w:shd w:val="clear" w:color="auto" w:fill="ced7e7"/>
         </w:tblPrEx>
         <w:trPr>
-          <w:trHeight w:val="7975" w:hRule="atLeast"/>
+          <w:trHeight w:val="7985" w:hRule="atLeast"/>
         </w:trPr>
         <w:tc>
           <w:tcPr>
@@ -1015,21 +1015,7 @@
             </w:tcMar>
             <w:vAlign w:val="top"/>
           </w:tcPr>
-          <w:p>
-            <w:pPr>
-              <w:pStyle w:val="Corpo"/>
-              <w:spacing w:line="276" w:lineRule="auto"/>
-            </w:pPr>
-            <w:r>
-              <w:rPr>
-                <w:rFonts w:ascii="Calibri" w:cs="Calibri" w:hAnsi="Calibri" w:eastAsia="Calibri"/>
-                <w:sz w:val="20"/>
-                <w:szCs w:val="20"/>
-                <w:shd w:val="nil" w:color="auto" w:fill="auto"/>
-                <w:lang w:val="de-DE"/>
-              </w:rPr>
-            </w:r>
-          </w:p>
+          <w:p/>
         </w:tc>
         <w:tc>
           <w:tcPr>
@@ -1077,6 +1063,21 @@
       <w:pPr>
         <w:pStyle w:val="Body Text Indent"/>
         <w:widowControl w:val="0"/>
+        <w:ind w:left="108" w:hanging="108"/>
+        <w:jc w:val="left"/>
+        <w:rPr>
+          <w:rFonts w:ascii="Calibri" w:cs="Calibri" w:hAnsi="Calibri" w:eastAsia="Calibri"/>
+          <w:i w:val="0"/>
+          <w:iCs w:val="0"/>
+          <w:sz w:val="20"/>
+          <w:szCs w:val="20"/>
+        </w:rPr>
+      </w:pPr>
+    </w:p>
+    <w:p>
+      <w:pPr>
+        <w:pStyle w:val="Body Text Indent"/>
+        <w:widowControl w:val="0"/>
         <w:ind w:left="0" w:firstLine="0"/>
         <w:rPr>
           <w:rFonts w:ascii="Calibri" w:cs="Calibri" w:hAnsi="Calibri" w:eastAsia="Calibri"/>
@@ -1182,7 +1183,7 @@
       <w:tblPr>
         <w:tblW w:w="10456" w:type="dxa"/>
         <w:jc w:val="left"/>
-        <w:tblInd w:w="108" w:type="dxa"/>
+        <w:tblInd w:w="216" w:type="dxa"/>
         <w:tblBorders>
           <w:top w:val="single" w:color="ffffff" w:sz="8" w:space="0" w:shadow="0" w:frame="0"/>
           <w:left w:val="single" w:color="ffffff" w:sz="8" w:space="0" w:shadow="0" w:frame="0"/>
@@ -1204,7 +1205,7 @@
           <w:shd w:val="clear" w:color="auto" w:fill="ced7e7"/>
         </w:tblPrEx>
         <w:trPr>
-          <w:trHeight w:val="746" w:hRule="atLeast"/>
+          <w:trHeight w:val="756" w:hRule="atLeast"/>
         </w:trPr>
         <w:tc>
           <w:tcPr>
@@ -1226,7 +1227,7 @@
           </w:tcPr>
           <w:p>
             <w:pPr>
-              <w:pStyle w:val="Corpo"/>
+              <w:pStyle w:val="Corpo A"/>
               <w:jc w:val="center"/>
             </w:pPr>
             <w:r>
@@ -1284,7 +1285,7 @@
           </w:tcPr>
           <w:p>
             <w:pPr>
-              <w:pStyle w:val="Corpo"/>
+              <w:pStyle w:val="Corpo A"/>
               <w:jc w:val="center"/>
             </w:pPr>
             <w:r>
@@ -1320,7 +1321,7 @@
           </w:tcPr>
           <w:p>
             <w:pPr>
-              <w:pStyle w:val="Corpo"/>
+              <w:pStyle w:val="Corpo A"/>
               <w:jc w:val="center"/>
             </w:pPr>
             <w:r>
@@ -1386,7 +1387,7 @@
           <w:shd w:val="clear" w:color="auto" w:fill="ced7e7"/>
         </w:tblPrEx>
         <w:trPr>
-          <w:trHeight w:val="13421" w:hRule="atLeast"/>
+          <w:trHeight w:val="13431" w:hRule="atLeast"/>
         </w:trPr>
         <w:tc>
           <w:tcPr>
@@ -1406,21 +1407,7 @@
             </w:tcMar>
             <w:vAlign w:val="top"/>
           </w:tcPr>
-          <w:p>
-            <w:pPr>
-              <w:pStyle w:val="Corpo"/>
-              <w:spacing w:line="276" w:lineRule="auto"/>
-            </w:pPr>
-            <w:r>
-              <w:rPr>
-                <w:rFonts w:ascii="Calibri" w:cs="Calibri" w:hAnsi="Calibri" w:eastAsia="Calibri"/>
-                <w:sz w:val="20"/>
-                <w:szCs w:val="20"/>
-                <w:shd w:val="nil" w:color="auto" w:fill="auto"/>
-                <w:lang w:val="de-DE"/>
-              </w:rPr>
-            </w:r>
-          </w:p>
+          <w:p/>
         </w:tc>
         <w:tc>
           <w:tcPr>
@@ -1468,6 +1455,21 @@
       <w:pPr>
         <w:pStyle w:val="Body Text Indent"/>
         <w:widowControl w:val="0"/>
+        <w:ind w:left="108" w:hanging="108"/>
+        <w:jc w:val="left"/>
+        <w:rPr>
+          <w:rFonts w:ascii="Calibri" w:cs="Calibri" w:hAnsi="Calibri" w:eastAsia="Calibri"/>
+          <w:i w:val="0"/>
+          <w:iCs w:val="0"/>
+          <w:sz w:val="20"/>
+          <w:szCs w:val="20"/>
+        </w:rPr>
+      </w:pPr>
+    </w:p>
+    <w:p>
+      <w:pPr>
+        <w:pStyle w:val="Body Text Indent"/>
+        <w:widowControl w:val="0"/>
         <w:ind w:left="0" w:firstLine="0"/>
         <w:rPr>
           <w:rFonts w:ascii="Calibri" w:cs="Calibri" w:hAnsi="Calibri" w:eastAsia="Calibri"/>
@@ -1508,7 +1510,7 @@
     </w:p>
     <w:p>
       <w:pPr>
-        <w:pStyle w:val="Corpo"/>
+        <w:pStyle w:val="Corpo A"/>
         <w:sectPr>
           <w:headerReference w:type="default" r:id="rId7"/>
           <w:pgSz w:w="11900" w:h="16840" w:orient="portrait"/>
@@ -1521,10 +1523,10 @@
           <wp:anchor distT="0" distB="0" distL="0" distR="0" simplePos="0" relativeHeight="251661312" behindDoc="0" locked="0" layoutInCell="1" allowOverlap="1">
             <wp:simplePos x="0" y="0"/>
             <wp:positionH relativeFrom="column">
-              <wp:posOffset>-197833</wp:posOffset>
+              <wp:posOffset>-197832</wp:posOffset>
             </wp:positionH>
             <wp:positionV relativeFrom="line">
-              <wp:posOffset>-243799</wp:posOffset>
+              <wp:posOffset>-243798</wp:posOffset>
             </wp:positionV>
             <wp:extent cx="624841" cy="845820"/>
             <wp:effectExtent l="0" t="0" r="0" b="0"/>
@@ -1588,18 +1590,21 @@
         <w:t>nico de Fisioterapia</w:t>
       </w:r>
       <w:r>
+        <w:rPr>
+          <w:lang w:val="es-ES_tradnl"/>
+        </w:rPr>
         <mc:AlternateContent>
           <mc:Choice Requires="wpg">
             <w:drawing xmlns:a="http://schemas.openxmlformats.org/drawingml/2006/main">
               <wp:anchor distT="0" distB="0" distL="0" distR="0" simplePos="0" relativeHeight="251660288" behindDoc="0" locked="0" layoutInCell="1" allowOverlap="1">
                 <wp:simplePos x="0" y="0"/>
                 <wp:positionH relativeFrom="margin">
-                  <wp:posOffset>-191482</wp:posOffset>
+                  <wp:posOffset>-135088</wp:posOffset>
                 </wp:positionH>
                 <wp:positionV relativeFrom="line">
-                  <wp:posOffset>660775</wp:posOffset>
+                  <wp:posOffset>975735</wp:posOffset>
                 </wp:positionV>
-                <wp:extent cx="6912275" cy="4774604"/>
+                <wp:extent cx="6912277" cy="5055237"/>
                 <wp:effectExtent l="0" t="0" r="0" b="0"/>
                 <wp:wrapNone/>
                 <wp:docPr id="1073741844" name="officeArt object" descr="Group 23"/>
@@ -1611,9 +1616,9 @@
                       <wpg:grpSpPr>
                         <a:xfrm>
                           <a:off x="0" y="0"/>
-                          <a:ext cx="6912275" cy="4774604"/>
-                          <a:chOff x="0" y="0"/>
-                          <a:chExt cx="6912274" cy="4774603"/>
+                          <a:ext cx="6912277" cy="5055237"/>
+                          <a:chOff x="0" y="-280631"/>
+                          <a:chExt cx="6912276" cy="5055235"/>
                         </a:xfrm>
                       </wpg:grpSpPr>
                       <wps:wsp>
@@ -1622,7 +1627,7 @@
                         <wps:spPr>
                           <a:xfrm>
                             <a:off x="0" y="666027"/>
-                            <a:ext cx="3121536" cy="2838726"/>
+                            <a:ext cx="3121537" cy="2838727"/>
                           </a:xfrm>
                           <a:prstGeom prst="rect">
                             <a:avLst/>
@@ -1643,7 +1648,7 @@
                           <w:txbxContent>
                             <w:p>
                               <w:pPr>
-                                <w:pStyle w:val="Corpo"/>
+                                <w:pStyle w:val="Corpo A"/>
                                 <w:jc w:val="center"/>
                               </w:pPr>
                               <w:r>
@@ -1682,16 +1687,9 @@
                               </w:r>
                               <w:r/>
                             </w:p>
-                            <w:p>
-                              <w:pPr>
-                                <w:pStyle w:val="Corpo"/>
-                                <w:jc w:val="center"/>
-                              </w:pPr>
-                              <w:r/>
-                            </w:p>
                           </w:txbxContent>
                         </wps:txbx>
-                        <wps:bodyPr wrap="square" lIns="45719" tIns="45719" rIns="45719" bIns="45719" numCol="1" anchor="t">
+                        <wps:bodyPr wrap="square" lIns="45718" tIns="45718" rIns="45718" bIns="45718" numCol="1" anchor="t">
                           <a:noAutofit/>
                         </wps:bodyPr>
                       </wps:wsp>
@@ -1701,7 +1699,7 @@
                         <wps:spPr>
                           <a:xfrm>
                             <a:off x="3962542" y="666027"/>
-                            <a:ext cx="2902982" cy="1199650"/>
+                            <a:ext cx="2902983" cy="1199651"/>
                           </a:xfrm>
                           <a:prstGeom prst="rect">
                             <a:avLst/>
@@ -1722,7 +1720,7 @@
                           <w:txbxContent>
                             <w:p>
                               <w:pPr>
-                                <w:pStyle w:val="Corpo"/>
+                                <w:pStyle w:val="Corpo A"/>
                                 <w:jc w:val="center"/>
                               </w:pPr>
                               <w:r>
@@ -1748,16 +1746,9 @@
                               </w:r>
                               <w:r/>
                             </w:p>
-                            <w:p>
-                              <w:pPr>
-                                <w:pStyle w:val="Corpo"/>
-                                <w:jc w:val="center"/>
-                              </w:pPr>
-                              <w:r/>
-                            </w:p>
                           </w:txbxContent>
                         </wps:txbx>
-                        <wps:bodyPr wrap="square" lIns="45719" tIns="45719" rIns="45719" bIns="45719" numCol="1" anchor="t">
+                        <wps:bodyPr wrap="square" lIns="45718" tIns="45718" rIns="45718" bIns="45718" numCol="1" anchor="t">
                           <a:noAutofit/>
                         </wps:bodyPr>
                       </wps:wsp>
@@ -1767,7 +1758,7 @@
                         <wps:spPr>
                           <a:xfrm>
                             <a:off x="3962542" y="2206465"/>
-                            <a:ext cx="2949734" cy="1298288"/>
+                            <a:ext cx="2949735" cy="1298289"/>
                           </a:xfrm>
                           <a:prstGeom prst="rect">
                             <a:avLst/>
@@ -1788,7 +1779,7 @@
                           <w:txbxContent>
                             <w:p>
                               <w:pPr>
-                                <w:pStyle w:val="Corpo"/>
+                                <w:pStyle w:val="Corpo A"/>
                                 <w:jc w:val="center"/>
                               </w:pPr>
                               <w:r>
@@ -1826,11 +1817,10 @@
                                 </w:rPr>
                                 <w:t>o Social</w:t>
                               </w:r>
-                              <w:r/>
                             </w:p>
                           </w:txbxContent>
                         </wps:txbx>
-                        <wps:bodyPr wrap="square" lIns="45719" tIns="45719" rIns="45719" bIns="45719" numCol="1" anchor="t">
+                        <wps:bodyPr wrap="square" lIns="45718" tIns="45718" rIns="45718" bIns="45718" numCol="1" anchor="t">
                           <a:noAutofit/>
                         </wps:bodyPr>
                       </wps:wsp>
@@ -1839,33 +1829,8 @@
                         <wps:cNvSpPr/>
                         <wps:spPr>
                           <a:xfrm>
-                            <a:off x="1953963" y="-1"/>
-                            <a:ext cx="3268257" cy="372336"/>
-                          </a:xfrm>
-                          <a:prstGeom prst="rect">
-                            <a:avLst/>
-                          </a:prstGeom>
-                          <a:solidFill>
-                            <a:srgbClr val="FFFFFF"/>
-                          </a:solidFill>
-                          <a:ln w="9525" cap="flat">
-                            <a:solidFill>
-                              <a:srgbClr val="000000"/>
-                            </a:solidFill>
-                            <a:prstDash val="solid"/>
-                            <a:miter lim="800000"/>
-                          </a:ln>
-                          <a:effectLst/>
-                        </wps:spPr>
-                        <wps:bodyPr/>
-                      </wps:wsp>
-                      <wps:wsp>
-                        <wps:cNvPr id="1073741831" name="Text Box 28"/>
-                        <wps:cNvSpPr txBox="1"/>
-                        <wps:spPr>
-                          <a:xfrm>
-                            <a:off x="68598" y="3834434"/>
-                            <a:ext cx="3128439" cy="940170"/>
+                            <a:off x="1953963" y="-280632"/>
+                            <a:ext cx="3268258" cy="652967"/>
                           </a:xfrm>
                           <a:prstGeom prst="rect">
                             <a:avLst/>
@@ -1886,7 +1851,99 @@
                           <w:txbxContent>
                             <w:p>
                               <w:pPr>
-                                <w:pStyle w:val="Corpo"/>
+                                <w:pStyle w:val="Label"/>
+                                <w:tabs>
+                                  <w:tab w:val="left" w:pos="1440"/>
+                                  <w:tab w:val="left" w:pos="2880"/>
+                                  <w:tab w:val="left" w:pos="4320"/>
+                                </w:tabs>
+                                <w:jc w:val="center"/>
+                              </w:pPr>
+                              <w:r>
+                                <w:rPr>
+                                  <w:rFonts w:ascii="Times New Roman" w:hAnsi="Times New Roman"/>
+                                  <w:sz w:val="24"/>
+                                  <w:szCs w:val="24"/>
+                                  <w:rtl w:val="0"/>
+                                  <w:lang w:val="pt-PT"/>
+                                </w:rPr>
+                                <w:t>Condi</w:t>
+                              </w:r>
+                              <w:r>
+                                <w:rPr>
+                                  <w:rFonts w:ascii="Times New Roman" w:hAnsi="Times New Roman" w:hint="default"/>
+                                  <w:sz w:val="24"/>
+                                  <w:szCs w:val="24"/>
+                                  <w:rtl w:val="0"/>
+                                  <w:lang w:val="pt-PT"/>
+                                </w:rPr>
+                                <w:t>çã</w:t>
+                              </w:r>
+                              <w:r>
+                                <w:rPr>
+                                  <w:rFonts w:ascii="Times New Roman" w:hAnsi="Times New Roman"/>
+                                  <w:sz w:val="24"/>
+                                  <w:szCs w:val="24"/>
+                                  <w:rtl w:val="0"/>
+                                  <w:lang w:val="pt-PT"/>
+                                </w:rPr>
+                                <w:t>o de Sa</w:t>
+                              </w:r>
+                              <w:r>
+                                <w:rPr>
+                                  <w:rFonts w:ascii="Times New Roman" w:hAnsi="Times New Roman" w:hint="default"/>
+                                  <w:sz w:val="24"/>
+                                  <w:szCs w:val="24"/>
+                                  <w:rtl w:val="0"/>
+                                  <w:lang w:val="pt-PT"/>
+                                </w:rPr>
+                                <w:t>ú</w:t>
+                              </w:r>
+                              <w:r>
+                                <w:rPr>
+                                  <w:rFonts w:ascii="Times New Roman" w:hAnsi="Times New Roman"/>
+                                  <w:sz w:val="24"/>
+                                  <w:szCs w:val="24"/>
+                                  <w:rtl w:val="0"/>
+                                  <w:lang w:val="pt-PT"/>
+                                </w:rPr>
+                                <w:t>de</w:t>
+                              </w:r>
+                            </w:p>
+                          </w:txbxContent>
+                        </wps:txbx>
+                        <wps:bodyPr wrap="square" lIns="45718" tIns="45718" rIns="45718" bIns="45718" numCol="1" anchor="t">
+                          <a:noAutofit/>
+                        </wps:bodyPr>
+                      </wps:wsp>
+                      <wps:wsp>
+                        <wps:cNvPr id="1073741831" name="Text Box 28"/>
+                        <wps:cNvSpPr txBox="1"/>
+                        <wps:spPr>
+                          <a:xfrm>
+                            <a:off x="68598" y="3834434"/>
+                            <a:ext cx="3128440" cy="940171"/>
+                          </a:xfrm>
+                          <a:prstGeom prst="rect">
+                            <a:avLst/>
+                          </a:prstGeom>
+                          <a:solidFill>
+                            <a:srgbClr val="FFFFFF"/>
+                          </a:solidFill>
+                          <a:ln w="9525" cap="flat">
+                            <a:solidFill>
+                              <a:srgbClr val="000000"/>
+                            </a:solidFill>
+                            <a:prstDash val="solid"/>
+                            <a:miter lim="800000"/>
+                          </a:ln>
+                          <a:effectLst/>
+                        </wps:spPr>
+                        <wps:txbx>
+                          <w:txbxContent>
+                            <w:p>
+                              <w:pPr>
+                                <w:pStyle w:val="Corpo A"/>
                                 <w:jc w:val="center"/>
                               </w:pPr>
                               <w:r>
@@ -1909,7 +1966,7 @@
                             </w:p>
                           </w:txbxContent>
                         </wps:txbx>
-                        <wps:bodyPr wrap="square" lIns="45719" tIns="45719" rIns="45719" bIns="45719" numCol="1" anchor="t">
+                        <wps:bodyPr wrap="square" lIns="45718" tIns="45718" rIns="45718" bIns="45718" numCol="1" anchor="t">
                           <a:noAutofit/>
                         </wps:bodyPr>
                       </wps:wsp>
@@ -1919,7 +1976,7 @@
                         <wps:spPr>
                           <a:xfrm>
                             <a:off x="3761990" y="3834434"/>
-                            <a:ext cx="3128439" cy="940170"/>
+                            <a:ext cx="3128440" cy="940171"/>
                           </a:xfrm>
                           <a:prstGeom prst="rect">
                             <a:avLst/>
@@ -1940,7 +1997,7 @@
                           <w:txbxContent>
                             <w:p>
                               <w:pPr>
-                                <w:pStyle w:val="Corpo"/>
+                                <w:pStyle w:val="Corpo A"/>
                                 <w:jc w:val="center"/>
                               </w:pPr>
                               <w:r>
@@ -1950,11 +2007,10 @@
                                 </w:rPr>
                                 <w:t>Fatores Pessoais</w:t>
                               </w:r>
-                              <w:r/>
                             </w:p>
                           </w:txbxContent>
                         </wps:txbx>
-                        <wps:bodyPr wrap="square" lIns="45719" tIns="45719" rIns="45719" bIns="45719" numCol="1" anchor="t">
+                        <wps:bodyPr wrap="square" lIns="45718" tIns="45718" rIns="45718" bIns="45718" numCol="1" anchor="t">
                           <a:noAutofit/>
                         </wps:bodyPr>
                       </wps:wsp>
@@ -1964,7 +2020,7 @@
                         <wps:spPr>
                           <a:xfrm>
                             <a:off x="987030" y="466530"/>
-                            <a:ext cx="4602651" cy="444"/>
+                            <a:ext cx="4602652" cy="444"/>
                           </a:xfrm>
                           <a:prstGeom prst="line">
                             <a:avLst/>
@@ -1987,7 +2043,7 @@
                         <wps:spPr>
                           <a:xfrm>
                             <a:off x="1038588" y="3671814"/>
-                            <a:ext cx="4600903" cy="445"/>
+                            <a:ext cx="4600904" cy="447"/>
                           </a:xfrm>
                           <a:prstGeom prst="line">
                             <a:avLst/>
@@ -2010,7 +2066,7 @@
                         <wps:spPr>
                           <a:xfrm>
                             <a:off x="985283" y="457199"/>
-                            <a:ext cx="1" cy="181281"/>
+                            <a:ext cx="2" cy="181282"/>
                           </a:xfrm>
                           <a:prstGeom prst="line">
                             <a:avLst/>
@@ -2034,7 +2090,7 @@
                         <wps:spPr>
                           <a:xfrm>
                             <a:off x="5589680" y="447868"/>
-                            <a:ext cx="1" cy="181281"/>
+                            <a:ext cx="2" cy="181282"/>
                           </a:xfrm>
                           <a:prstGeom prst="line">
                             <a:avLst/>
@@ -2058,7 +2114,7 @@
                         <wps:spPr>
                           <a:xfrm>
                             <a:off x="5606720" y="1896334"/>
-                            <a:ext cx="1" cy="300802"/>
+                            <a:ext cx="2" cy="300803"/>
                           </a:xfrm>
                           <a:prstGeom prst="line">
                             <a:avLst/>
@@ -2083,7 +2139,7 @@
                         <wps:spPr>
                           <a:xfrm>
                             <a:off x="5639490" y="3504752"/>
-                            <a:ext cx="1" cy="300802"/>
+                            <a:ext cx="2" cy="300803"/>
                           </a:xfrm>
                           <a:prstGeom prst="line">
                             <a:avLst/>
@@ -2108,7 +2164,7 @@
                         <wps:spPr>
                           <a:xfrm>
                             <a:off x="1038589" y="3533633"/>
-                            <a:ext cx="1" cy="300801"/>
+                            <a:ext cx="2" cy="300802"/>
                           </a:xfrm>
                           <a:prstGeom prst="line">
                             <a:avLst/>
@@ -2132,8 +2188,8 @@
                         <wps:cNvSpPr/>
                         <wps:spPr>
                           <a:xfrm>
-                            <a:off x="3514686" y="372335"/>
-                            <a:ext cx="438" cy="2277557"/>
+                            <a:off x="3514686" y="372334"/>
+                            <a:ext cx="439" cy="2277559"/>
                           </a:xfrm>
                           <a:prstGeom prst="line">
                             <a:avLst/>
@@ -2156,7 +2212,7 @@
                         <wps:spPr>
                           <a:xfrm>
                             <a:off x="3514249" y="2649891"/>
-                            <a:ext cx="448294" cy="1"/>
+                            <a:ext cx="448295" cy="2"/>
                           </a:xfrm>
                           <a:prstGeom prst="line">
                             <a:avLst/>
@@ -2180,7 +2236,7 @@
                         <wps:spPr>
                           <a:xfrm>
                             <a:off x="3702567" y="1154329"/>
-                            <a:ext cx="259976" cy="1"/>
+                            <a:ext cx="259977" cy="2"/>
                           </a:xfrm>
                           <a:prstGeom prst="line">
                             <a:avLst/>
@@ -2204,7 +2260,7 @@
                         <wps:spPr>
                           <a:xfrm flipH="1">
                             <a:off x="3702567" y="1154329"/>
-                            <a:ext cx="1" cy="2517486"/>
+                            <a:ext cx="2" cy="2517487"/>
                           </a:xfrm>
                           <a:prstGeom prst="line">
                             <a:avLst/>
@@ -2230,16 +2286,16 @@
           </mc:Choice>
           <mc:Fallback>
             <w:pict>
-              <v:group id="_x0000_s1026" style="visibility:visible;position:absolute;margin-left:-15.1pt;margin-top:52.0pt;width:544.3pt;height:376.0pt;z-index:251660288;mso-position-horizontal:absolute;mso-position-horizontal-relative:margin;mso-position-vertical:absolute;mso-position-vertical-relative:line;mso-wrap-distance-left:0.0pt;mso-wrap-distance-top:0.0pt;mso-wrap-distance-right:0.0pt;mso-wrap-distance-bottom:0.0pt;" coordorigin="0,0" coordsize="6912275,4774603">
+              <v:group id="_x0000_s1026" style="visibility:visible;position:absolute;margin-left:-10.6pt;margin-top:76.8pt;width:544.3pt;height:398.1pt;z-index:251660288;mso-position-horizontal:absolute;mso-position-horizontal-relative:margin;mso-position-vertical:absolute;mso-position-vertical-relative:line;mso-wrap-distance-left:0.0pt;mso-wrap-distance-top:0.0pt;mso-wrap-distance-right:0.0pt;mso-wrap-distance-bottom:0.0pt;" coordorigin="0,-280631" coordsize="6912277,5055236">
                 <w10:wrap type="none" side="bothSides" anchorx="margin"/>
-                <v:shape id="_x0000_s1027" type="#_x0000_t202" style="position:absolute;left:0;top:666027;width:3121536;height:2838725;">
+                <v:shape id="_x0000_s1027" type="#_x0000_t202" style="position:absolute;left:0;top:666027;width:3121536;height:2838726;">
                   <v:fill color="#FFFFFF" opacity="100.0%" type="solid"/>
                   <v:stroke filltype="solid" color="#000000" opacity="100.0%" weight="0.8pt" dashstyle="solid" endcap="flat" miterlimit="800.0%" joinstyle="miter" linestyle="single" startarrow="none" startarrowwidth="medium" startarrowlength="medium" endarrow="none" endarrowwidth="medium" endarrowlength="medium"/>
                   <v:textbox>
                     <w:txbxContent>
                       <w:p>
                         <w:pPr>
-                          <w:pStyle w:val="Corpo"/>
+                          <w:pStyle w:val="Corpo A"/>
                           <w:jc w:val="center"/>
                         </w:pPr>
                         <w:r>
@@ -2278,24 +2334,17 @@
                         </w:r>
                         <w:r/>
                       </w:p>
-                      <w:p>
-                        <w:pPr>
-                          <w:pStyle w:val="Corpo"/>
-                          <w:jc w:val="center"/>
-                        </w:pPr>
-                        <w:r/>
-                      </w:p>
                     </w:txbxContent>
                   </v:textbox>
                 </v:shape>
-                <v:shape id="_x0000_s1028" type="#_x0000_t202" style="position:absolute;left:3962543;top:666027;width:2902981;height:1199649;">
+                <v:shape id="_x0000_s1028" type="#_x0000_t202" style="position:absolute;left:3962543;top:666027;width:2902982;height:1199650;">
                   <v:fill color="#FFFFFF" opacity="100.0%" type="solid"/>
                   <v:stroke filltype="solid" color="#000000" opacity="100.0%" weight="0.8pt" dashstyle="solid" endcap="flat" miterlimit="800.0%" joinstyle="miter" linestyle="single" startarrow="none" startarrowwidth="medium" startarrowlength="medium" endarrow="none" endarrowwidth="medium" endarrowlength="medium"/>
                   <v:textbox>
                     <w:txbxContent>
                       <w:p>
                         <w:pPr>
-                          <w:pStyle w:val="Corpo"/>
+                          <w:pStyle w:val="Corpo A"/>
                           <w:jc w:val="center"/>
                         </w:pPr>
                         <w:r>
@@ -2321,24 +2370,17 @@
                         </w:r>
                         <w:r/>
                       </w:p>
-                      <w:p>
-                        <w:pPr>
-                          <w:pStyle w:val="Corpo"/>
-                          <w:jc w:val="center"/>
-                        </w:pPr>
-                        <w:r/>
-                      </w:p>
                     </w:txbxContent>
                   </v:textbox>
                 </v:shape>
-                <v:shape id="_x0000_s1029" type="#_x0000_t202" style="position:absolute;left:3962543;top:2206466;width:2949732;height:1298287;">
+                <v:shape id="_x0000_s1029" type="#_x0000_t202" style="position:absolute;left:3962543;top:2206465;width:2949734;height:1298288;">
                   <v:fill color="#FFFFFF" opacity="100.0%" type="solid"/>
                   <v:stroke filltype="solid" color="#000000" opacity="100.0%" weight="0.8pt" dashstyle="solid" endcap="flat" miterlimit="800.0%" joinstyle="miter" linestyle="single" startarrow="none" startarrowwidth="medium" startarrowlength="medium" endarrow="none" endarrowwidth="medium" endarrowlength="medium"/>
                   <v:textbox>
                     <w:txbxContent>
                       <w:p>
                         <w:pPr>
-                          <w:pStyle w:val="Corpo"/>
+                          <w:pStyle w:val="Corpo A"/>
                           <w:jc w:val="center"/>
                         </w:pPr>
                         <w:r>
@@ -2376,23 +2418,87 @@
                           </w:rPr>
                           <w:t>o Social</w:t>
                         </w:r>
-                        <w:r/>
                       </w:p>
                     </w:txbxContent>
                   </v:textbox>
                 </v:shape>
-                <v:rect id="_x0000_s1030" style="position:absolute;left:1953963;top:0;width:3268257;height:372335;">
-                  <v:fill color="#FFFFFF" opacity="100.0%" type="solid"/>
-                  <v:stroke filltype="solid" color="#000000" opacity="100.0%" weight="0.8pt" dashstyle="solid" endcap="flat" miterlimit="800.0%" joinstyle="miter" linestyle="single" startarrow="none" startarrowwidth="medium" startarrowlength="medium" endarrow="none" endarrowwidth="medium" endarrowlength="medium"/>
-                </v:rect>
-                <v:shape id="_x0000_s1031" type="#_x0000_t202" style="position:absolute;left:68598;top:3834434;width:3128438;height:940169;">
+                <v:rect id="_x0000_s1030" style="position:absolute;left:1953963;top:-280631;width:3268257;height:652966;">
                   <v:fill color="#FFFFFF" opacity="100.0%" type="solid"/>
                   <v:stroke filltype="solid" color="#000000" opacity="100.0%" weight="0.8pt" dashstyle="solid" endcap="flat" miterlimit="800.0%" joinstyle="miter" linestyle="single" startarrow="none" startarrowwidth="medium" startarrowlength="medium" endarrow="none" endarrowwidth="medium" endarrowlength="medium"/>
                   <v:textbox>
                     <w:txbxContent>
                       <w:p>
                         <w:pPr>
-                          <w:pStyle w:val="Corpo"/>
+                          <w:pStyle w:val="Label"/>
+                          <w:tabs>
+                            <w:tab w:val="left" w:pos="1440"/>
+                            <w:tab w:val="left" w:pos="2880"/>
+                            <w:tab w:val="left" w:pos="4320"/>
+                          </w:tabs>
+                          <w:jc w:val="center"/>
+                        </w:pPr>
+                        <w:r>
+                          <w:rPr>
+                            <w:rFonts w:ascii="Times New Roman" w:hAnsi="Times New Roman"/>
+                            <w:sz w:val="24"/>
+                            <w:szCs w:val="24"/>
+                            <w:rtl w:val="0"/>
+                            <w:lang w:val="pt-PT"/>
+                          </w:rPr>
+                          <w:t>Condi</w:t>
+                        </w:r>
+                        <w:r>
+                          <w:rPr>
+                            <w:rFonts w:ascii="Times New Roman" w:hAnsi="Times New Roman" w:hint="default"/>
+                            <w:sz w:val="24"/>
+                            <w:szCs w:val="24"/>
+                            <w:rtl w:val="0"/>
+                            <w:lang w:val="pt-PT"/>
+                          </w:rPr>
+                          <w:t>çã</w:t>
+                        </w:r>
+                        <w:r>
+                          <w:rPr>
+                            <w:rFonts w:ascii="Times New Roman" w:hAnsi="Times New Roman"/>
+                            <w:sz w:val="24"/>
+                            <w:szCs w:val="24"/>
+                            <w:rtl w:val="0"/>
+                            <w:lang w:val="pt-PT"/>
+                          </w:rPr>
+                          <w:t>o de Sa</w:t>
+                        </w:r>
+                        <w:r>
+                          <w:rPr>
+                            <w:rFonts w:ascii="Times New Roman" w:hAnsi="Times New Roman" w:hint="default"/>
+                            <w:sz w:val="24"/>
+                            <w:szCs w:val="24"/>
+                            <w:rtl w:val="0"/>
+                            <w:lang w:val="pt-PT"/>
+                          </w:rPr>
+                          <w:t>ú</w:t>
+                        </w:r>
+                        <w:r>
+                          <w:rPr>
+                            <w:rFonts w:ascii="Times New Roman" w:hAnsi="Times New Roman"/>
+                            <w:sz w:val="24"/>
+                            <w:szCs w:val="24"/>
+                            <w:rtl w:val="0"/>
+                            <w:lang w:val="pt-PT"/>
+                          </w:rPr>
+                          <w:t>de</w:t>
+                        </w:r>
+                      </w:p>
+                    </w:txbxContent>
+                  </v:textbox>
+                </v:rect>
+                <v:shape id="_x0000_s1031" type="#_x0000_t202" style="position:absolute;left:68598;top:3834435;width:3128439;height:940170;">
+                  <v:fill color="#FFFFFF" opacity="100.0%" type="solid"/>
+                  <v:stroke filltype="solid" color="#000000" opacity="100.0%" weight="0.8pt" dashstyle="solid" endcap="flat" miterlimit="800.0%" joinstyle="miter" linestyle="single" startarrow="none" startarrowwidth="medium" startarrowlength="medium" endarrow="none" endarrowwidth="medium" endarrowlength="medium"/>
+                  <v:textbox>
+                    <w:txbxContent>
+                      <w:p>
+                        <w:pPr>
+                          <w:pStyle w:val="Corpo A"/>
                           <w:jc w:val="center"/>
                         </w:pPr>
                         <w:r>
@@ -2416,14 +2522,14 @@
                     </w:txbxContent>
                   </v:textbox>
                 </v:shape>
-                <v:shape id="_x0000_s1032" type="#_x0000_t202" style="position:absolute;left:3761991;top:3834434;width:3128438;height:940169;">
+                <v:shape id="_x0000_s1032" type="#_x0000_t202" style="position:absolute;left:3761991;top:3834435;width:3128439;height:940170;">
                   <v:fill color="#FFFFFF" opacity="100.0%" type="solid"/>
                   <v:stroke filltype="solid" color="#000000" opacity="100.0%" weight="0.8pt" dashstyle="solid" endcap="flat" miterlimit="800.0%" joinstyle="miter" linestyle="single" startarrow="none" startarrowwidth="medium" startarrowlength="medium" endarrow="none" endarrowwidth="medium" endarrowlength="medium"/>
                   <v:textbox>
                     <w:txbxContent>
                       <w:p>
                         <w:pPr>
-                          <w:pStyle w:val="Corpo"/>
+                          <w:pStyle w:val="Corpo A"/>
                           <w:jc w:val="center"/>
                         </w:pPr>
                         <w:r>
@@ -2433,52 +2539,51 @@
                           </w:rPr>
                           <w:t>Fatores Pessoais</w:t>
                         </w:r>
-                        <w:r/>
                       </w:p>
                     </w:txbxContent>
                   </v:textbox>
                 </v:shape>
-                <v:line id="_x0000_s1033" style="position:absolute;left:987031;top:466530;width:4602649;height:444;">
+                <v:line id="_x0000_s1033" style="position:absolute;left:987030;top:466530;width:4602651;height:444;">
                   <v:fill on="f"/>
                   <v:stroke filltype="solid" color="#000000" opacity="100.0%" weight="0.8pt" dashstyle="solid" endcap="flat" joinstyle="round" linestyle="single" startarrow="none" startarrowwidth="medium" startarrowlength="medium" endarrow="none" endarrowwidth="medium" endarrowlength="medium"/>
                 </v:line>
-                <v:line id="_x0000_s1034" style="position:absolute;left:1038589;top:3671815;width:4600902;height:444;">
+                <v:line id="_x0000_s1034" style="position:absolute;left:1038588;top:3671814;width:4600903;height:446;">
                   <v:fill on="f"/>
                   <v:stroke filltype="solid" color="#000000" opacity="100.0%" weight="0.8pt" dashstyle="solid" endcap="flat" joinstyle="round" linestyle="single" startarrow="none" startarrowwidth="medium" startarrowlength="medium" endarrow="none" endarrowwidth="medium" endarrowlength="medium"/>
                 </v:line>
-                <v:line id="_x0000_s1035" style="position:absolute;left:985283;top:457200;width:0;height:181280;">
+                <v:line id="_x0000_s1035" style="position:absolute;left:985283;top:457199;width:1;height:181281;">
                   <v:fill on="f"/>
                   <v:stroke filltype="solid" color="#000000" opacity="100.0%" weight="0.8pt" dashstyle="solid" endcap="flat" joinstyle="round" linestyle="single" startarrow="none" startarrowwidth="medium" startarrowlength="medium" endarrow="block" endarrowwidth="medium" endarrowlength="medium"/>
                 </v:line>
-                <v:line id="_x0000_s1036" style="position:absolute;left:5589680;top:447869;width:0;height:181280;">
+                <v:line id="_x0000_s1036" style="position:absolute;left:5589681;top:447868;width:1;height:181281;">
                   <v:fill on="f"/>
                   <v:stroke filltype="solid" color="#000000" opacity="100.0%" weight="0.8pt" dashstyle="solid" endcap="flat" joinstyle="round" linestyle="single" startarrow="none" startarrowwidth="medium" startarrowlength="medium" endarrow="block" endarrowwidth="medium" endarrowlength="medium"/>
                 </v:line>
-                <v:line id="_x0000_s1037" style="position:absolute;left:5606721;top:1896334;width:0;height:300801;">
+                <v:line id="_x0000_s1037" style="position:absolute;left:5606721;top:1896334;width:1;height:300802;">
                   <v:fill on="f"/>
                   <v:stroke filltype="solid" color="#000000" opacity="100.0%" weight="0.8pt" dashstyle="solid" endcap="flat" joinstyle="round" linestyle="single" startarrow="block" startarrowwidth="medium" startarrowlength="medium" endarrow="block" endarrowwidth="medium" endarrowlength="medium"/>
                 </v:line>
-                <v:line id="_x0000_s1038" style="position:absolute;left:5639491;top:3504753;width:0;height:300801;">
+                <v:line id="_x0000_s1038" style="position:absolute;left:5639491;top:3504753;width:1;height:300802;">
                   <v:fill on="f"/>
                   <v:stroke filltype="solid" color="#000000" opacity="100.0%" weight="0.8pt" dashstyle="solid" endcap="flat" joinstyle="round" linestyle="single" startarrow="block" startarrowwidth="medium" startarrowlength="medium" endarrow="block" endarrowwidth="medium" endarrowlength="medium"/>
                 </v:line>
-                <v:line id="_x0000_s1039" style="position:absolute;left:1038589;top:3533633;width:0;height:300801;">
+                <v:line id="_x0000_s1039" style="position:absolute;left:1038589;top:3533634;width:1;height:300801;">
                   <v:fill on="f"/>
                   <v:stroke filltype="solid" color="#000000" opacity="100.0%" weight="0.8pt" dashstyle="solid" endcap="flat" joinstyle="round" linestyle="single" startarrow="block" startarrowwidth="medium" startarrowlength="medium" endarrow="block" endarrowwidth="medium" endarrowlength="medium"/>
                 </v:line>
-                <v:line id="_x0000_s1040" style="position:absolute;left:3514687;top:372335;width:436;height:2277556;">
+                <v:line id="_x0000_s1040" style="position:absolute;left:3514686;top:372335;width:438;height:2277557;">
                   <v:fill on="f"/>
                   <v:stroke filltype="solid" color="#000000" opacity="100.0%" weight="0.8pt" dashstyle="solid" endcap="flat" joinstyle="round" linestyle="single" startarrow="none" startarrowwidth="medium" startarrowlength="medium" endarrow="none" endarrowwidth="medium" endarrowlength="medium"/>
                 </v:line>
-                <v:line id="_x0000_s1041" style="position:absolute;left:3514250;top:2649892;width:448293;height:0;">
+                <v:line id="_x0000_s1041" style="position:absolute;left:3514249;top:2649891;width:448294;height:1;">
                   <v:fill on="f"/>
                   <v:stroke filltype="solid" color="#000000" opacity="100.0%" weight="0.8pt" dashstyle="solid" endcap="flat" joinstyle="round" linestyle="single" startarrow="none" startarrowwidth="medium" startarrowlength="medium" endarrow="block" endarrowwidth="medium" endarrowlength="medium"/>
                 </v:line>
-                <v:line id="_x0000_s1042" style="position:absolute;left:3702568;top:1154329;width:259975;height:0;">
+                <v:line id="_x0000_s1042" style="position:absolute;left:3702567;top:1154329;width:259976;height:1;">
                   <v:fill on="f"/>
                   <v:stroke filltype="solid" color="#000000" opacity="100.0%" weight="0.8pt" dashstyle="solid" endcap="flat" joinstyle="round" linestyle="single" startarrow="none" startarrowwidth="medium" startarrowlength="medium" endarrow="block" endarrowwidth="medium" endarrowlength="medium"/>
                 </v:line>
-                <v:line id="_x0000_s1043" style="position:absolute;left:3702568;top:1154329;width:0;height:2517486;flip:x;">
+                <v:line id="_x0000_s1043" style="position:absolute;left:3702567;top:1154329;width:1;height:2517486;flip:x;">
                   <v:fill on="f"/>
                   <v:stroke filltype="solid" color="#000000" opacity="100.0%" weight="0.8pt" dashstyle="solid" endcap="flat" joinstyle="round" linestyle="single" startarrow="none" startarrowwidth="medium" startarrowlength="medium" endarrow="block" endarrowwidth="medium" endarrowlength="medium"/>
                 </v:line>
@@ -2496,7 +2601,7 @@
     </w:p>
     <w:p>
       <w:pPr>
-        <w:pStyle w:val="Corpo"/>
+        <w:pStyle w:val="Corpo A"/>
         <w:jc w:val="center"/>
         <w:rPr>
           <w:rFonts w:ascii="Calibri" w:cs="Calibri" w:hAnsi="Calibri" w:eastAsia="Calibri"/>
@@ -2557,7 +2662,7 @@
     </w:p>
     <w:p>
       <w:pPr>
-        <w:pStyle w:val="Corpo"/>
+        <w:pStyle w:val="Corpo A"/>
         <w:rPr>
           <w:rFonts w:ascii="Calibri" w:cs="Calibri" w:hAnsi="Calibri" w:eastAsia="Calibri"/>
           <w:sz w:val="20"/>
@@ -2577,7 +2682,7 @@
     </w:p>
     <w:p>
       <w:pPr>
-        <w:pStyle w:val="Corpo"/>
+        <w:pStyle w:val="Corpo A"/>
         <w:rPr>
           <w:rFonts w:ascii="Calibri" w:cs="Calibri" w:hAnsi="Calibri" w:eastAsia="Calibri"/>
           <w:sz w:val="20"/>
@@ -2597,7 +2702,7 @@
     </w:p>
     <w:p>
       <w:pPr>
-        <w:pStyle w:val="Corpo"/>
+        <w:pStyle w:val="Corpo A"/>
         <w:rPr>
           <w:rFonts w:ascii="Calibri" w:cs="Calibri" w:hAnsi="Calibri" w:eastAsia="Calibri"/>
           <w:sz w:val="20"/>
@@ -2617,7 +2722,7 @@
     </w:p>
     <w:p>
       <w:pPr>
-        <w:pStyle w:val="Corpo"/>
+        <w:pStyle w:val="Corpo A"/>
         <w:jc w:val="center"/>
         <w:rPr>
           <w:rFonts w:ascii="Calibri" w:cs="Calibri" w:hAnsi="Calibri" w:eastAsia="Calibri"/>
@@ -2629,7 +2734,7 @@
     </w:p>
     <w:p>
       <w:pPr>
-        <w:pStyle w:val="Corpo"/>
+        <w:pStyle w:val="Corpo A"/>
         <w:jc w:val="center"/>
         <w:rPr>
           <w:rFonts w:ascii="Calibri" w:cs="Calibri" w:hAnsi="Calibri" w:eastAsia="Calibri"/>
@@ -2650,7 +2755,7 @@
     </w:p>
     <w:p>
       <w:pPr>
-        <w:pStyle w:val="Corpo"/>
+        <w:pStyle w:val="Corpo A"/>
         <w:rPr>
           <w:rFonts w:ascii="Calibri" w:cs="Calibri" w:hAnsi="Calibri" w:eastAsia="Calibri"/>
           <w:sz w:val="20"/>
@@ -2690,7 +2795,7 @@
     </w:p>
     <w:p>
       <w:pPr>
-        <w:pStyle w:val="Corpo"/>
+        <w:pStyle w:val="Corpo A"/>
         <w:rPr>
           <w:rFonts w:ascii="Calibri" w:cs="Calibri" w:hAnsi="Calibri" w:eastAsia="Calibri"/>
           <w:sz w:val="20"/>
@@ -2720,7 +2825,7 @@
     </w:p>
     <w:p>
       <w:pPr>
-        <w:pStyle w:val="Corpo"/>
+        <w:pStyle w:val="Corpo A"/>
         <w:spacing w:before="240"/>
         <w:rPr>
           <w:rFonts w:ascii="Calibri" w:cs="Calibri" w:hAnsi="Calibri" w:eastAsia="Calibri"/>
@@ -2751,7 +2856,7 @@
     </w:p>
     <w:p>
       <w:pPr>
-        <w:pStyle w:val="Corpo"/>
+        <w:pStyle w:val="Corpo A"/>
         <w:rPr>
           <w:rFonts w:ascii="Calibri" w:cs="Calibri" w:hAnsi="Calibri" w:eastAsia="Calibri"/>
           <w:sz w:val="20"/>
@@ -2771,7 +2876,7 @@
     </w:p>
     <w:p>
       <w:pPr>
-        <w:pStyle w:val="Corpo"/>
+        <w:pStyle w:val="Corpo A"/>
         <w:rPr>
           <w:rFonts w:ascii="Calibri" w:cs="Calibri" w:hAnsi="Calibri" w:eastAsia="Calibri"/>
           <w:sz w:val="16"/>
@@ -2791,7 +2896,7 @@
     </w:p>
     <w:p>
       <w:pPr>
-        <w:pStyle w:val="Corpo"/>
+        <w:pStyle w:val="Corpo A"/>
         <w:jc w:val="center"/>
         <w:rPr>
           <w:rFonts w:ascii="Calibri" w:cs="Calibri" w:hAnsi="Calibri" w:eastAsia="Calibri"/>
@@ -2803,7 +2908,7 @@
     </w:p>
     <w:p>
       <w:pPr>
-        <w:pStyle w:val="Corpo"/>
+        <w:pStyle w:val="Corpo A"/>
         <w:jc w:val="center"/>
         <w:rPr>
           <w:rFonts w:ascii="Calibri" w:cs="Calibri" w:hAnsi="Calibri" w:eastAsia="Calibri"/>
@@ -2824,7 +2929,7 @@
     </w:p>
     <w:p>
       <w:pPr>
-        <w:pStyle w:val="Corpo"/>
+        <w:pStyle w:val="Corpo A"/>
         <w:rPr>
           <w:rFonts w:ascii="Calibri" w:cs="Calibri" w:hAnsi="Calibri" w:eastAsia="Calibri"/>
           <w:sz w:val="22"/>
@@ -2844,7 +2949,7 @@
     </w:p>
     <w:p>
       <w:pPr>
-        <w:pStyle w:val="Corpo"/>
+        <w:pStyle w:val="Corpo A"/>
         <w:rPr>
           <w:rFonts w:ascii="Calibri" w:cs="Calibri" w:hAnsi="Calibri" w:eastAsia="Calibri"/>
           <w:sz w:val="22"/>
@@ -2864,7 +2969,7 @@
     </w:p>
     <w:p>
       <w:pPr>
-        <w:pStyle w:val="Corpo"/>
+        <w:pStyle w:val="Corpo A"/>
         <w:rPr>
           <w:rFonts w:ascii="Calibri" w:cs="Calibri" w:hAnsi="Calibri" w:eastAsia="Calibri"/>
           <w:sz w:val="22"/>
@@ -2884,7 +2989,7 @@
     </w:p>
     <w:p>
       <w:pPr>
-        <w:pStyle w:val="Corpo"/>
+        <w:pStyle w:val="Corpo A"/>
         <w:rPr>
           <w:rFonts w:ascii="Calibri" w:cs="Calibri" w:hAnsi="Calibri" w:eastAsia="Calibri"/>
           <w:sz w:val="22"/>
@@ -2904,7 +3009,7 @@
     </w:p>
     <w:p>
       <w:pPr>
-        <w:pStyle w:val="Corpo"/>
+        <w:pStyle w:val="Corpo A"/>
         <w:rPr>
           <w:rFonts w:ascii="Calibri" w:cs="Calibri" w:hAnsi="Calibri" w:eastAsia="Calibri"/>
           <w:sz w:val="22"/>
@@ -2924,7 +3029,7 @@
     </w:p>
     <w:p>
       <w:pPr>
-        <w:pStyle w:val="Corpo"/>
+        <w:pStyle w:val="Corpo A"/>
         <w:rPr>
           <w:rFonts w:ascii="Calibri" w:cs="Calibri" w:hAnsi="Calibri" w:eastAsia="Calibri"/>
           <w:sz w:val="22"/>
@@ -2944,7 +3049,7 @@
     </w:p>
     <w:p>
       <w:pPr>
-        <w:pStyle w:val="Corpo"/>
+        <w:pStyle w:val="Corpo A"/>
         <w:rPr>
           <w:rFonts w:ascii="Calibri" w:cs="Calibri" w:hAnsi="Calibri" w:eastAsia="Calibri"/>
           <w:sz w:val="22"/>
@@ -2964,7 +3069,7 @@
     </w:p>
     <w:p>
       <w:pPr>
-        <w:pStyle w:val="Corpo"/>
+        <w:pStyle w:val="Corpo A"/>
         <w:rPr>
           <w:rFonts w:ascii="Calibri" w:cs="Calibri" w:hAnsi="Calibri" w:eastAsia="Calibri"/>
           <w:sz w:val="22"/>
@@ -2984,7 +3089,7 @@
     </w:p>
     <w:p>
       <w:pPr>
-        <w:pStyle w:val="Corpo"/>
+        <w:pStyle w:val="Corpo A"/>
         <w:rPr>
           <w:rFonts w:ascii="Calibri" w:cs="Calibri" w:hAnsi="Calibri" w:eastAsia="Calibri"/>
           <w:sz w:val="22"/>
@@ -3004,7 +3109,7 @@
     </w:p>
     <w:p>
       <w:pPr>
-        <w:pStyle w:val="Corpo"/>
+        <w:pStyle w:val="Corpo A"/>
         <w:rPr>
           <w:rFonts w:ascii="Calibri" w:cs="Calibri" w:hAnsi="Calibri" w:eastAsia="Calibri"/>
           <w:sz w:val="20"/>
@@ -3034,7 +3139,7 @@
     </w:p>
     <w:p>
       <w:pPr>
-        <w:pStyle w:val="Corpo"/>
+        <w:pStyle w:val="Corpo A"/>
         <w:rPr>
           <w:rFonts w:ascii="Calibri" w:cs="Calibri" w:hAnsi="Calibri" w:eastAsia="Calibri"/>
           <w:sz w:val="20"/>
@@ -3064,7 +3169,7 @@
     </w:p>
     <w:p>
       <w:pPr>
-        <w:pStyle w:val="Corpo"/>
+        <w:pStyle w:val="Corpo A"/>
         <w:rPr>
           <w:rFonts w:ascii="Calibri" w:cs="Calibri" w:hAnsi="Calibri" w:eastAsia="Calibri"/>
           <w:sz w:val="20"/>
@@ -3094,7 +3199,7 @@
     </w:p>
     <w:p>
       <w:pPr>
-        <w:pStyle w:val="Corpo"/>
+        <w:pStyle w:val="Corpo A"/>
         <w:rPr>
           <w:rFonts w:ascii="Calibri" w:cs="Calibri" w:hAnsi="Calibri" w:eastAsia="Calibri"/>
           <w:sz w:val="20"/>
@@ -3124,7 +3229,7 @@
     </w:p>
     <w:p>
       <w:pPr>
-        <w:pStyle w:val="Corpo"/>
+        <w:pStyle w:val="Corpo A"/>
         <w:rPr>
           <w:rFonts w:ascii="Calibri" w:cs="Calibri" w:hAnsi="Calibri" w:eastAsia="Calibri"/>
           <w:sz w:val="22"/>
@@ -3144,18 +3249,18 @@
     </w:p>
     <w:p>
       <w:pPr>
-        <w:pStyle w:val="Corpo"/>
-        <w:rPr>
-          <w:rFonts w:ascii="Calibri" w:cs="Calibri" w:hAnsi="Calibri" w:eastAsia="Calibri"/>
-          <w:sz w:val="20"/>
-          <w:szCs w:val="20"/>
-          <w:lang w:val="pt-PT"/>
-        </w:rPr>
-      </w:pPr>
-    </w:p>
-    <w:p>
-      <w:pPr>
-        <w:pStyle w:val="Corpo"/>
+        <w:pStyle w:val="Corpo A"/>
+        <w:rPr>
+          <w:rFonts w:ascii="Calibri" w:cs="Calibri" w:hAnsi="Calibri" w:eastAsia="Calibri"/>
+          <w:sz w:val="20"/>
+          <w:szCs w:val="20"/>
+          <w:lang w:val="pt-PT"/>
+        </w:rPr>
+      </w:pPr>
+    </w:p>
+    <w:p>
+      <w:pPr>
+        <w:pStyle w:val="Corpo A"/>
         <w:rPr>
           <w:rFonts w:ascii="Calibri" w:cs="Calibri" w:hAnsi="Calibri" w:eastAsia="Calibri"/>
           <w:sz w:val="20"/>
@@ -3235,7 +3340,7 @@
     </w:p>
     <w:p>
       <w:pPr>
-        <w:pStyle w:val="Corpo"/>
+        <w:pStyle w:val="Corpo A"/>
         <w:rPr>
           <w:rFonts w:ascii="Calibri" w:cs="Calibri" w:hAnsi="Calibri" w:eastAsia="Calibri"/>
           <w:sz w:val="22"/>
@@ -3255,7 +3360,7 @@
     </w:p>
     <w:p>
       <w:pPr>
-        <w:pStyle w:val="Corpo"/>
+        <w:pStyle w:val="Corpo A"/>
         <w:spacing w:line="360" w:lineRule="auto"/>
         <w:rPr>
           <w:rFonts w:ascii="Calibri" w:cs="Calibri" w:hAnsi="Calibri" w:eastAsia="Calibri"/>
@@ -3267,7 +3372,7 @@
     </w:p>
     <w:p>
       <w:pPr>
-        <w:pStyle w:val="Corpo"/>
+        <w:pStyle w:val="Corpo A"/>
         <w:spacing w:line="360" w:lineRule="auto"/>
       </w:pPr>
       <w:r>
@@ -3495,9 +3600,9 @@
       </w14:textFill>
     </w:rPr>
   </w:style>
-  <w:style w:type="paragraph" w:styleId="Corpo">
-    <w:name w:val="Corpo"/>
-    <w:next w:val="Corpo"/>
+  <w:style w:type="paragraph" w:styleId="Corpo A">
+    <w:name w:val="Corpo A"/>
+    <w:next w:val="Corpo A"/>
     <w:pPr>
       <w:keepNext w:val="0"/>
       <w:keepLines w:val="0"/>
@@ -3531,8 +3636,9 @@
       <w:u w:val="none" w:color="000000"/>
       <w:shd w:val="nil" w:color="auto" w:fill="auto"/>
       <w:vertAlign w:val="baseline"/>
-      <w14:textOutline>
+      <w14:textOutline w14:w="12700" w14:cap="flat">
         <w14:noFill/>
+        <w14:miter w14:lim="400000"/>
       </w14:textOutline>
       <w14:textFill>
         <w14:solidFill>
@@ -3578,6 +3684,54 @@
       <w:shd w:val="nil" w:color="auto" w:fill="auto"/>
       <w:vertAlign w:val="baseline"/>
       <w:lang w:val="pt-PT"/>
+      <w14:textFill>
+        <w14:solidFill>
+          <w14:srgbClr w14:val="000000"/>
+        </w14:solidFill>
+      </w14:textFill>
+    </w:rPr>
+  </w:style>
+  <w:style w:type="paragraph" w:styleId="Label">
+    <w:name w:val="Label"/>
+    <w:next w:val="Label"/>
+    <w:pPr>
+      <w:keepNext w:val="0"/>
+      <w:keepLines w:val="0"/>
+      <w:pageBreakBefore w:val="0"/>
+      <w:widowControl w:val="1"/>
+      <w:shd w:val="clear" w:color="auto" w:fill="auto"/>
+      <w:suppressAutoHyphens w:val="1"/>
+      <w:bidi w:val="0"/>
+      <w:spacing w:before="0" w:after="0" w:line="240" w:lineRule="auto"/>
+      <w:ind w:left="0" w:right="0" w:firstLine="0"/>
+      <w:jc w:val="left"/>
+      <w:outlineLvl w:val="0"/>
+    </w:pPr>
+    <w:rPr>
+      <w:rFonts w:ascii="Helvetica Neue" w:cs="Arial Unicode MS" w:hAnsi="Helvetica Neue" w:eastAsia="Arial Unicode MS"/>
+      <w:b w:val="0"/>
+      <w:bCs w:val="0"/>
+      <w:i w:val="0"/>
+      <w:iCs w:val="0"/>
+      <w:caps w:val="0"/>
+      <w:smallCaps w:val="0"/>
+      <w:strike w:val="0"/>
+      <w:dstrike w:val="0"/>
+      <w:outline w:val="0"/>
+      <w:color w:val="000000"/>
+      <w:spacing w:val="0"/>
+      <w:kern w:val="0"/>
+      <w:position w:val="0"/>
+      <w:sz w:val="36"/>
+      <w:szCs w:val="36"/>
+      <w:u w:val="none"/>
+      <w:shd w:val="nil" w:color="auto" w:fill="auto"/>
+      <w:vertAlign w:val="baseline"/>
+      <w:lang w:val="pt-PT"/>
+      <w14:textOutline w14:w="12700" w14:cap="flat">
+        <w14:noFill/>
+        <w14:miter w14:lim="400000"/>
+      </w14:textOutline>
       <w14:textFill>
         <w14:solidFill>
           <w14:srgbClr w14:val="000000"/>
@@ -3733,9 +3887,9 @@
         </a:effectStyle>
         <a:effectStyle>
           <a:effectLst>
-            <a:outerShdw sx="100000" sy="100000" kx="0" ky="0" algn="b" rotWithShape="0" blurRad="38100" dist="20000" dir="5400000">
+            <a:outerShdw sx="100000" sy="100000" kx="0" ky="0" algn="b" rotWithShape="0" blurRad="38100" dist="23000" dir="5400000">
               <a:srgbClr val="000000">
-                <a:alpha val="38000"/>
+                <a:alpha val="35000"/>
               </a:srgbClr>
             </a:outerShdw>
           </a:effectLst>
@@ -3815,7 +3969,7 @@
         </a:effectLst>
         <a:sp3d/>
       </a:spPr>
-      <a:bodyPr rot="0" spcFirstLastPara="1" vertOverflow="overflow" horzOverflow="overflow" vert="horz" wrap="square" lIns="45719" tIns="45719" rIns="45719" bIns="45719" numCol="1" spcCol="38100" rtlCol="0" anchor="ctr" upright="0">
+      <a:bodyPr rot="0" spcFirstLastPara="1" vertOverflow="overflow" horzOverflow="overflow" vert="horz" wrap="square" lIns="45718" tIns="45718" rIns="45718" bIns="45718" numCol="1" spcCol="38100" rtlCol="0" anchor="ctr" upright="0">
         <a:spAutoFit/>
       </a:bodyPr>
       <a:lstStyle>
@@ -3843,10 +3997,10 @@
             </a:solidFill>
             <a:effectLst/>
             <a:uFillTx/>
-            <a:latin typeface="Calibri"/>
-            <a:ea typeface="Calibri"/>
-            <a:cs typeface="Calibri"/>
-            <a:sym typeface="Calibri"/>
+            <a:latin typeface="+mn-lt"/>
+            <a:ea typeface="+mn-ea"/>
+            <a:cs typeface="+mn-cs"/>
+            <a:sym typeface="Helvetica Neue"/>
           </a:defRPr>
         </a:defPPr>
         <a:lvl1pPr marL="0" marR="0" indent="0" algn="l" defTabSz="914400" rtl="0" fontAlgn="auto" latinLnBrk="1" hangingPunct="0">
@@ -4102,9 +4256,9 @@
           <a:round/>
         </a:ln>
         <a:effectLst>
-          <a:outerShdw sx="100000" sy="100000" kx="0" ky="0" algn="b" rotWithShape="0" blurRad="38100" dist="20000" dir="5400000">
+          <a:outerShdw sx="100000" sy="100000" kx="0" ky="0" algn="b" rotWithShape="0" blurRad="38100" dist="23000" dir="5400000">
             <a:srgbClr val="000000">
-              <a:alpha val="38000"/>
+              <a:alpha val="35000"/>
             </a:srgbClr>
           </a:outerShdw>
         </a:effectLst>
@@ -4392,7 +4546,7 @@
         <a:effectLst/>
         <a:sp3d/>
       </a:spPr>
-      <a:bodyPr rot="0" spcFirstLastPara="1" vertOverflow="overflow" horzOverflow="overflow" vert="horz" wrap="square" lIns="45719" tIns="45719" rIns="45719" bIns="45719" numCol="1" spcCol="38100" rtlCol="0" anchor="t" upright="0">
+      <a:bodyPr rot="0" spcFirstLastPara="1" vertOverflow="overflow" horzOverflow="overflow" vert="horz" wrap="square" lIns="45718" tIns="45718" rIns="45718" bIns="45718" numCol="1" spcCol="38100" rtlCol="0" anchor="t" upright="0">
         <a:spAutoFit/>
       </a:bodyPr>
       <a:lstStyle>
@@ -4420,10 +4574,10 @@
             </a:solidFill>
             <a:effectLst/>
             <a:uFillTx/>
-            <a:latin typeface="Calibri"/>
-            <a:ea typeface="Calibri"/>
-            <a:cs typeface="Calibri"/>
-            <a:sym typeface="Calibri"/>
+            <a:latin typeface="+mn-lt"/>
+            <a:ea typeface="+mn-ea"/>
+            <a:cs typeface="+mn-cs"/>
+            <a:sym typeface="Helvetica Neue"/>
           </a:defRPr>
         </a:defPPr>
         <a:lvl1pPr marL="0" marR="0" indent="0" algn="l" defTabSz="914400" rtl="0" fontAlgn="auto" latinLnBrk="1" hangingPunct="0">
